--- a/private/submission-packages/fathering-without-fear/wave-1/exports/03-elise-dillsworth/Fathering-Without-Fear-30-Page-Sample-Elise-Dillsworth.docx
+++ b/private/submission-packages/fathering-without-fear/wave-1/exports/03-elise-dillsworth/Fathering-Without-Fear-30-Page-Sample-Elise-Dillsworth.docx
@@ -3,31 +3,2145 @@
 <w:document xmlns:wpc="http://schemas.microsoft.com/office/word/2010/wordprocessingCanvas" xmlns:mo="http://schemas.microsoft.com/office/mac/office/2008/main" xmlns:mc="http://schemas.openxmlformats.org/markup-compatibility/2006" xmlns:mv="urn:schemas-microsoft-com:mac:vml" xmlns:o="urn:schemas-microsoft-com:office:office" xmlns:r="http://schemas.openxmlformats.org/officeDocument/2006/relationships" xmlns:m="http://schemas.openxmlformats.org/officeDocument/2006/math" xmlns:v="urn:schemas-microsoft-com:vml" xmlns:wp14="http://schemas.microsoft.com/office/word/2010/wordprocessingDrawing" xmlns:wp="http://schemas.openxmlformats.org/drawingml/2006/wordprocessingDrawing" xmlns:w10="urn:schemas-microsoft-com:office:word" xmlns:w="http://schemas.openxmlformats.org/wordprocessingml/2006/main" xmlns:w14="http://schemas.microsoft.com/office/word/2010/wordml" xmlns:wpg="http://schemas.microsoft.com/office/word/2010/wordprocessingGroup" xmlns:wpi="http://schemas.microsoft.com/office/word/2010/wordprocessingInk" xmlns:wne="http://schemas.microsoft.com/office/word/2006/wordml" xmlns:wps="http://schemas.microsoft.com/office/word/2010/wordprocessingShape" mc:Ignorable="w14 wp14">
   <w:body>
     <w:p>
+      <w:pPr>
+        <w:jc w:val="center"/>
+      </w:pPr>
+      <w:r>
+        <w:rPr>
+          <w:rFonts w:ascii="Times New Roman" w:hAnsi="Times New Roman"/>
+          <w:b/>
+          <w:sz w:val="28"/>
+        </w:rPr>
+        <w:t>Fathering Without Fear — 30-Page Writing Sample</w:t>
+      </w:r>
+    </w:p>
+    <w:p/>
+    <w:p>
+      <w:pPr>
+        <w:spacing w:line="480" w:lineRule="auto"/>
+      </w:pPr>
+      <w:r>
+        <w:rPr>
+          <w:rFonts w:ascii="Times New Roman" w:hAnsi="Times New Roman"/>
+          <w:b/>
+          <w:sz w:val="24"/>
+        </w:rPr>
+        <w:t>Chapter 1 — Hounslow Call</w:t>
+      </w:r>
+    </w:p>
+    <w:p/>
+    <w:p>
+      <w:pPr>
+        <w:spacing w:line="480" w:lineRule="auto"/>
+      </w:pPr>
       <w:r>
         <w:rPr>
           <w:rFonts w:ascii="Times New Roman" w:hAnsi="Times New Roman"/>
           <w:sz w:val="24"/>
         </w:rPr>
-        <w:t>Fathering Without Fear - 30-Page Writing Sample</w:t>
+        <w:t>In February 2021, Abraham was sitting on his bed in Hounslow when the court called.</w:t>
       </w:r>
     </w:p>
+    <w:p/>
     <w:p>
+      <w:pPr>
+        <w:spacing w:line="480" w:lineRule="auto"/>
+      </w:pPr>
       <w:r>
         <w:rPr>
           <w:rFonts w:ascii="Times New Roman" w:hAnsi="Times New Roman"/>
           <w:sz w:val="24"/>
         </w:rPr>
-        <w:t>Abraham of London</w:t>
+        <w:t>It was not a video hearing. There was no screen to look into, no face to read, no room to enter. Only a voice. A voice could enter without giving him anything to look at. A voice could ask him to respond before his body had found the posture of a hearing. A voice could make the bed, the phone, and the room in Hounslow belong to something larger than themselves without changing any of them.</w:t>
       </w:r>
     </w:p>
     <w:p/>
     <w:p>
+      <w:pPr>
+        <w:spacing w:line="480" w:lineRule="auto"/>
+      </w:pPr>
       <w:r>
         <w:rPr>
           <w:rFonts w:ascii="Times New Roman" w:hAnsi="Times New Roman"/>
           <w:sz w:val="24"/>
         </w:rPr>
-        <w:t>[Extract from 01-clean-manuscript.md: Ch.1 Hounslow Call, Ch.2 Isua to Agege, Ch.3 The Boy Who Was Already Old, Ch.6 Fire and the Deal, Ch.10 Leaving Lagos. Total: ~8,010 words.]</w:t>
+        <w:t>He had not been informed.</w:t>
+      </w:r>
+    </w:p>
+    <w:p/>
+    <w:p>
+      <w:pPr>
+        <w:spacing w:line="480" w:lineRule="auto"/>
+      </w:pPr>
+      <w:r>
+        <w:rPr>
+          <w:rFonts w:ascii="Times New Roman" w:hAnsi="Times New Roman"/>
+          <w:sz w:val="24"/>
+        </w:rPr>
+        <w:t>He was not ready.</w:t>
+      </w:r>
+    </w:p>
+    <w:p/>
+    <w:p>
+      <w:pPr>
+        <w:spacing w:line="480" w:lineRule="auto"/>
+      </w:pPr>
+      <w:r>
+        <w:rPr>
+          <w:rFonts w:ascii="Times New Roman" w:hAnsi="Times New Roman"/>
+          <w:sz w:val="24"/>
+        </w:rPr>
+        <w:t>The call concerned a hearing — a hearing that had been placed into the day without warning him. The bed had not been chosen for this. The room had not been arranged for it. He had not sat down as a man preparing to be heard. And somewhere inside the meaning of the call, though not inside the room itself, there was a child. His son, Damisi, existed at the centre of what the hearing would decide, and Damisi was not in the room, and Damisi would not hear his father's voice through the phone, and Damisi did not know that a man in Hounslow was sitting on a bed wondering whether the room he was in had just become a courtroom.</w:t>
+      </w:r>
+    </w:p>
+    <w:p/>
+    <w:p>
+      <w:pPr>
+        <w:spacing w:line="480" w:lineRule="auto"/>
+      </w:pPr>
+      <w:r>
+        <w:rPr>
+          <w:rFonts w:ascii="Times New Roman" w:hAnsi="Times New Roman"/>
+          <w:sz w:val="24"/>
+        </w:rPr>
+        <w:t>He told the clerk he had never been notified.</w:t>
+      </w:r>
+    </w:p>
+    <w:p/>
+    <w:p>
+      <w:pPr>
+        <w:spacing w:line="480" w:lineRule="auto"/>
+      </w:pPr>
+      <w:r>
+        <w:rPr>
+          <w:rFonts w:ascii="Times New Roman" w:hAnsi="Times New Roman"/>
+          <w:sz w:val="24"/>
+        </w:rPr>
+        <w:t>It was the plain thing to say. It did not need embellishment. He did not know about the hearing. He had not prepared for it. If a man is called into a thing he did not know existed, the first fact is not his attitude. The first fact is that he did not know.</w:t>
+      </w:r>
+    </w:p>
+    <w:p/>
+    <w:p>
+      <w:pPr>
+        <w:spacing w:line="480" w:lineRule="auto"/>
+      </w:pPr>
+      <w:r>
+        <w:rPr>
+          <w:rFonts w:ascii="Times New Roman" w:hAnsi="Times New Roman"/>
+          <w:sz w:val="24"/>
+        </w:rPr>
+        <w:t>He said it.</w:t>
+      </w:r>
+    </w:p>
+    <w:p/>
+    <w:p>
+      <w:pPr>
+        <w:spacing w:line="480" w:lineRule="auto"/>
+      </w:pPr>
+      <w:r>
+        <w:rPr>
+          <w:rFonts w:ascii="Times New Roman" w:hAnsi="Times New Roman"/>
+          <w:sz w:val="24"/>
+        </w:rPr>
+        <w:t>Then he waited.</w:t>
+      </w:r>
+    </w:p>
+    <w:p/>
+    <w:p>
+      <w:pPr>
+        <w:spacing w:line="480" w:lineRule="auto"/>
+      </w:pPr>
+      <w:r>
+        <w:rPr>
+          <w:rFonts w:ascii="Times New Roman" w:hAnsi="Times New Roman"/>
+          <w:sz w:val="24"/>
+        </w:rPr>
+        <w:t>The clerk did not force him to proceed. Her words did not compel him. Nobody said, *You must continue now*. Nobody turned the call into command by naming it as command. She did not push past what he had said or pretend not to have heard it.</w:t>
+      </w:r>
+    </w:p>
+    <w:p/>
+    <w:p>
+      <w:pPr>
+        <w:spacing w:line="480" w:lineRule="auto"/>
+      </w:pPr>
+      <w:r>
+        <w:rPr>
+          <w:rFonts w:ascii="Times New Roman" w:hAnsi="Times New Roman"/>
+          <w:sz w:val="24"/>
+        </w:rPr>
+        <w:t>But silence can carry more pressure than instruction.</w:t>
+      </w:r>
+    </w:p>
+    <w:p/>
+    <w:p>
+      <w:pPr>
+        <w:spacing w:line="480" w:lineRule="auto"/>
+      </w:pPr>
+      <w:r>
+        <w:rPr>
+          <w:rFonts w:ascii="Times New Roman" w:hAnsi="Times New Roman"/>
+          <w:sz w:val="24"/>
+        </w:rPr>
+        <w:t>The silence on the other side was loud and clear.</w:t>
+      </w:r>
+    </w:p>
+    <w:p/>
+    <w:p>
+      <w:pPr>
+        <w:spacing w:line="480" w:lineRule="auto"/>
+      </w:pPr>
+      <w:r>
+        <w:rPr>
+          <w:rFonts w:ascii="Times New Roman" w:hAnsi="Times New Roman"/>
+          <w:sz w:val="24"/>
+        </w:rPr>
+        <w:t>He could insist. He could stop the call. He could hold to the fact that he had not been told. Or he could remain on the line. The room held him while he decided. It held him without helping him. The phone did not explain what would happen if he refused to continue. The voice had brought the hearing into the room, but it had not brought preparation with it.</w:t>
+      </w:r>
+    </w:p>
+    <w:p/>
+    <w:p>
+      <w:pPr>
+        <w:spacing w:line="480" w:lineRule="auto"/>
+      </w:pPr>
+      <w:r>
+        <w:rPr>
+          <w:rFonts w:ascii="Times New Roman" w:hAnsi="Times New Roman"/>
+          <w:sz w:val="24"/>
+        </w:rPr>
+        <w:t>He had almost protested.</w:t>
+      </w:r>
+    </w:p>
+    <w:p/>
+    <w:p>
+      <w:pPr>
+        <w:spacing w:line="480" w:lineRule="auto"/>
+      </w:pPr>
+      <w:r>
+        <w:rPr>
+          <w:rFonts w:ascii="Times New Roman" w:hAnsi="Times New Roman"/>
+          <w:sz w:val="24"/>
+        </w:rPr>
+        <w:t>Almost is not nothing. It is a place the body visits before the mouth decides whether to follow. It is the small rise in the chest before a sentence. It is the heat of the fair point before a man measures the cost of making it. Abraham had the fair point. He had already made it once. He had not been notified.</w:t>
+      </w:r>
+    </w:p>
+    <w:p/>
+    <w:p>
+      <w:pPr>
+        <w:spacing w:line="480" w:lineRule="auto"/>
+      </w:pPr>
+      <w:r>
+        <w:rPr>
+          <w:rFonts w:ascii="Times New Roman" w:hAnsi="Times New Roman"/>
+          <w:sz w:val="24"/>
+        </w:rPr>
+        <w:t>A spoken pressure can be answered. A silence has to be interpreted while it is happening.</w:t>
+      </w:r>
+    </w:p>
+    <w:p/>
+    <w:p>
+      <w:pPr>
+        <w:spacing w:line="480" w:lineRule="auto"/>
+      </w:pPr>
+      <w:r>
+        <w:rPr>
+          <w:rFonts w:ascii="Times New Roman" w:hAnsi="Times New Roman"/>
+          <w:sz w:val="24"/>
+        </w:rPr>
+        <w:t>Then he was told the judge was about to be brought onto the call.</w:t>
+      </w:r>
+    </w:p>
+    <w:p/>
+    <w:p>
+      <w:pPr>
+        <w:spacing w:line="480" w:lineRule="auto"/>
+      </w:pPr>
+      <w:r>
+        <w:rPr>
+          <w:rFonts w:ascii="Times New Roman" w:hAnsi="Times New Roman"/>
+          <w:sz w:val="24"/>
+        </w:rPr>
+        <w:t>The sentence landed plainly.</w:t>
+      </w:r>
+    </w:p>
+    <w:p/>
+    <w:p>
+      <w:pPr>
+        <w:spacing w:line="480" w:lineRule="auto"/>
+      </w:pPr>
+      <w:r>
+        <w:rPr>
+          <w:rFonts w:ascii="Times New Roman" w:hAnsi="Times New Roman"/>
+          <w:sz w:val="24"/>
+        </w:rPr>
+        <w:t>The judge was about to be brought onto the call.</w:t>
+      </w:r>
+    </w:p>
+    <w:p/>
+    <w:p>
+      <w:pPr>
+        <w:spacing w:line="480" w:lineRule="auto"/>
+      </w:pPr>
+      <w:r>
+        <w:rPr>
+          <w:rFonts w:ascii="Times New Roman" w:hAnsi="Times New Roman"/>
+          <w:sz w:val="24"/>
+        </w:rPr>
+        <w:t>That was the point at which the room could no longer be treated as private in the old way. The call was still only sound. But the next voice would carry the authority of the hearing he had not known to prepare for. He had entered nothing, and yet he was already inside it. No door had opened. No name had been called across a waiting room. No one had asked him to rise. The call had made its own entrance. It had found him where he was and asked him to meet it there.</w:t>
+      </w:r>
+    </w:p>
+    <w:p/>
+    <w:p>
+      <w:pPr>
+        <w:spacing w:line="480" w:lineRule="auto"/>
+      </w:pPr>
+      <w:r>
+        <w:rPr>
+          <w:rFonts w:ascii="Times New Roman" w:hAnsi="Times New Roman"/>
+          <w:sz w:val="24"/>
+        </w:rPr>
+        <w:t>He could not look around the place where the hearing was happening. He could not read a face. He could not tell from a movement whether someone had understood what he had said. He could not see whether she had turned away, covered the receiver, or looked toward someone else. The line gave him only sound, pause, and the next instruction.</w:t>
+      </w:r>
+    </w:p>
+    <w:p/>
+    <w:p>
+      <w:pPr>
+        <w:spacing w:line="480" w:lineRule="auto"/>
+      </w:pPr>
+      <w:r>
+        <w:rPr>
+          <w:rFonts w:ascii="Times New Roman" w:hAnsi="Times New Roman"/>
+          <w:sz w:val="24"/>
+        </w:rPr>
+        <w:t>He had no time to build the version of himself a man imagines he will present when he is ready. No time to collect his thoughts into sequence. No time to become calm before calm was required of him. A court hearing, even an unexpected one, asks a man to be coherent. It asks him to hold his case, hold his composure, hold the thread of what has already been decided and what still might be. Abraham had none of this ready. What he had was a bed, a phone, and the knowledge that somewhere in the system his son's name was attached to a proceeding he had not been told about.</w:t>
+      </w:r>
+    </w:p>
+    <w:p/>
+    <w:p>
+      <w:pPr>
+        <w:spacing w:line="480" w:lineRule="auto"/>
+      </w:pPr>
+      <w:r>
+        <w:rPr>
+          <w:rFonts w:ascii="Times New Roman" w:hAnsi="Times New Roman"/>
+          <w:sz w:val="24"/>
+        </w:rPr>
+        <w:t>So a man learns to speak with less than the whole of himself. He makes the sentence small enough to survive the room. He offers what he has and hopes the room will not ask for what he does not.</w:t>
+      </w:r>
+    </w:p>
+    <w:p/>
+    <w:p>
+      <w:pPr>
+        <w:spacing w:line="480" w:lineRule="auto"/>
+      </w:pPr>
+      <w:r>
+        <w:rPr>
+          <w:rFonts w:ascii="Times New Roman" w:hAnsi="Times New Roman"/>
+          <w:sz w:val="24"/>
+        </w:rPr>
+        <w:t>He had not been notified. That was true.</w:t>
+      </w:r>
+    </w:p>
+    <w:p/>
+    <w:p>
+      <w:pPr>
+        <w:spacing w:line="480" w:lineRule="auto"/>
+      </w:pPr>
+      <w:r>
+        <w:rPr>
+          <w:rFonts w:ascii="Times New Roman" w:hAnsi="Times New Roman"/>
+          <w:sz w:val="24"/>
+        </w:rPr>
+        <w:t>He was unprepared. That was also true.</w:t>
+      </w:r>
+    </w:p>
+    <w:p/>
+    <w:p>
+      <w:pPr>
+        <w:spacing w:line="480" w:lineRule="auto"/>
+      </w:pPr>
+      <w:r>
+        <w:rPr>
+          <w:rFonts w:ascii="Times New Roman" w:hAnsi="Times New Roman"/>
+          <w:sz w:val="24"/>
+        </w:rPr>
+        <w:t>And yet he stayed.</w:t>
+      </w:r>
+    </w:p>
+    <w:p/>
+    <w:p>
+      <w:pPr>
+        <w:spacing w:line="480" w:lineRule="auto"/>
+      </w:pPr>
+      <w:r>
+        <w:rPr>
+          <w:rFonts w:ascii="Times New Roman" w:hAnsi="Times New Roman"/>
+          <w:sz w:val="24"/>
+        </w:rPr>
+        <w:t>Not because the scene was fair. Not because he understood what was happening. He stayed because the other possibility was absence, and absence had its own danger.</w:t>
+      </w:r>
+    </w:p>
+    <w:p/>
+    <w:p>
+      <w:pPr>
+        <w:spacing w:line="480" w:lineRule="auto"/>
+      </w:pPr>
+      <w:r>
+        <w:rPr>
+          <w:rFonts w:ascii="Times New Roman" w:hAnsi="Times New Roman"/>
+          <w:sz w:val="24"/>
+        </w:rPr>
+        <w:t>A father can disappear in more than one way. He can leave. He can be removed. He can also disappear by refusing a difficult room because the room was wrongly arranged.</w:t>
+      </w:r>
+    </w:p>
+    <w:p/>
+    <w:p>
+      <w:pPr>
+        <w:spacing w:line="480" w:lineRule="auto"/>
+      </w:pPr>
+      <w:r>
+        <w:rPr>
+          <w:rFonts w:ascii="Times New Roman" w:hAnsi="Times New Roman"/>
+          <w:sz w:val="24"/>
+        </w:rPr>
+        <w:t>Abraham knew something about refusal to disappear that was older than this call and older than this room. It ran in the family — not as a slogan passed down, but as a pattern that had repeated itself across generations before him. A grandfather who built and died before his children could hold what he had built. A father who picked up responsibility at fifteen because there was no one else. A grandmother who walked from Osun to Lagos and carried faith alongside everything else. A sister who took the family's ordinary weight onto her own body and did not set it down. None of them had disappeared when the room became too hard to remain inside. Abraham had not yet told any of their stories. He would. They were the reason he was still on the line.</w:t>
+      </w:r>
+    </w:p>
+    <w:p/>
+    <w:p>
+      <w:pPr>
+        <w:spacing w:line="480" w:lineRule="auto"/>
+      </w:pPr>
+      <w:r>
+        <w:rPr>
+          <w:rFonts w:ascii="Times New Roman" w:hAnsi="Times New Roman"/>
+          <w:sz w:val="24"/>
+        </w:rPr>
+        <w:t>But this chapter begins before the stories. It begins in the room. It begins with a man who has not been told, has not been prepared, and is still there.</w:t>
+      </w:r>
+    </w:p>
+    <w:p/>
+    <w:p>
+      <w:pPr>
+        <w:spacing w:line="480" w:lineRule="auto"/>
+      </w:pPr>
+      <w:r>
+        <w:rPr>
+          <w:rFonts w:ascii="Times New Roman" w:hAnsi="Times New Roman"/>
+          <w:sz w:val="24"/>
+        </w:rPr>
+        <w:t>A phone in his hand. A bed beneath him. A voice telling him a judge was about to join. The knowledge that he had not been told. The pressure of a child somewhere inside the meaning of the call. And his own voice, which suddenly seemed too small for everything it was being asked to carry.</w:t>
+      </w:r>
+    </w:p>
+    <w:p/>
+    <w:p>
+      <w:pPr>
+        <w:spacing w:line="480" w:lineRule="auto"/>
+      </w:pPr>
+      <w:r>
+        <w:rPr>
+          <w:rFonts w:ascii="Times New Roman" w:hAnsi="Times New Roman"/>
+          <w:sz w:val="24"/>
+        </w:rPr>
+        <w:t>The answer did not come as a speech. It came first as not hanging up. It came as remaining in a room that no longer felt entirely his.</w:t>
+      </w:r>
+    </w:p>
+    <w:p/>
+    <w:p>
+      <w:pPr>
+        <w:spacing w:line="480" w:lineRule="auto"/>
+      </w:pPr>
+      <w:r>
+        <w:rPr>
+          <w:rFonts w:ascii="Times New Roman" w:hAnsi="Times New Roman"/>
+          <w:sz w:val="24"/>
+        </w:rPr>
+        <w:t>Abraham stayed on the line.</w:t>
+      </w:r>
+    </w:p>
+    <w:p/>
+    <w:p>
+      <w:pPr>
+        <w:spacing w:line="480" w:lineRule="auto"/>
+      </w:pPr>
+      <w:r>
+        <w:rPr>
+          <w:rFonts w:ascii="Times New Roman" w:hAnsi="Times New Roman"/>
+          <w:sz w:val="24"/>
+        </w:rPr>
+        <w:t>He would not make the child carry the argument. That was the first discipline. Damisi was a boy, not evidence. His love for his father was not a legal exhibit. His absence from the room was not the chapter's thesis. He was somewhere else, living the life a child lives, and this book would not ask him to do anything more than be what he already was.</w:t>
+      </w:r>
+    </w:p>
+    <w:p/>
+    <w:p>
+      <w:pPr>
+        <w:spacing w:line="480" w:lineRule="auto"/>
+      </w:pPr>
+      <w:r>
+        <w:rPr>
+          <w:rFonts w:ascii="Times New Roman" w:hAnsi="Times New Roman"/>
+          <w:sz w:val="24"/>
+        </w:rPr>
+        <w:t>He would not make the system carry the blame. That was the second discipline. The court was machinery. It processed what it could process. It did not speak the language of love, and it was not required to. The man who needed the system to be his enemy would lose something more important than the case.</w:t>
+      </w:r>
+    </w:p>
+    <w:p/>
+    <w:p>
+      <w:pPr>
+        <w:spacing w:line="480" w:lineRule="auto"/>
+      </w:pPr>
+      <w:r>
+        <w:rPr>
+          <w:rFonts w:ascii="Times New Roman" w:hAnsi="Times New Roman"/>
+          <w:sz w:val="24"/>
+        </w:rPr>
+        <w:t>He would not reduce what had happened to him — or what he had allowed to happen to himself — into a case for the reader's verdict. The book that follows is not a brief. It is not a complaint. It is not an appeal. It is the account of a man who refused to disappear, told from far enough back to show where the refusal began, and told with enough restraint to let the child remain a child inside it.</w:t>
+      </w:r>
+    </w:p>
+    <w:p/>
+    <w:p>
+      <w:pPr>
+        <w:spacing w:line="480" w:lineRule="auto"/>
+      </w:pPr>
+      <w:r>
+        <w:rPr>
+          <w:rFonts w:ascii="Times New Roman" w:hAnsi="Times New Roman"/>
+          <w:sz w:val="24"/>
+        </w:rPr>
+        <w:t>The call moved on.</w:t>
+      </w:r>
+    </w:p>
+    <w:p/>
+    <w:p>
+      <w:pPr>
+        <w:spacing w:line="480" w:lineRule="auto"/>
+      </w:pPr>
+      <w:r>
+        <w:rPr>
+          <w:rFonts w:ascii="Times New Roman" w:hAnsi="Times New Roman"/>
+          <w:sz w:val="24"/>
+        </w:rPr>
+        <w:t>He was still in the room. He was still on the bed. He was still, as far as the phone was concerned, only a voice.</w:t>
+      </w:r>
+    </w:p>
+    <w:p/>
+    <w:p>
+      <w:pPr>
+        <w:spacing w:line="480" w:lineRule="auto"/>
+      </w:pPr>
+      <w:r>
+        <w:rPr>
+          <w:rFonts w:ascii="Times New Roman" w:hAnsi="Times New Roman"/>
+          <w:sz w:val="24"/>
+        </w:rPr>
+        <w:t>But the voice carried more than the room could see.</w:t>
+      </w:r>
+    </w:p>
+    <w:p/>
+    <w:p>
+      <w:pPr>
+        <w:spacing w:line="480" w:lineRule="auto"/>
+      </w:pPr>
+      <w:r>
+        <w:rPr>
+          <w:rFonts w:ascii="Times New Roman" w:hAnsi="Times New Roman"/>
+          <w:sz w:val="24"/>
+        </w:rPr>
+        <w:t>---</w:t>
+      </w:r>
+    </w:p>
+    <w:p/>
+    <w:p/>
+    <w:p>
+      <w:pPr>
+        <w:spacing w:line="480" w:lineRule="auto"/>
+      </w:pPr>
+      <w:r>
+        <w:rPr>
+          <w:rFonts w:ascii="Times New Roman" w:hAnsi="Times New Roman"/>
+          <w:sz w:val="24"/>
+        </w:rPr>
+        <w:t>---</w:t>
+      </w:r>
+    </w:p>
+    <w:p/>
+    <w:p>
+      <w:pPr>
+        <w:spacing w:line="480" w:lineRule="auto"/>
+      </w:pPr>
+      <w:r>
+        <w:rPr>
+          <w:rFonts w:ascii="Times New Roman" w:hAnsi="Times New Roman"/>
+          <w:b/>
+          <w:sz w:val="24"/>
+        </w:rPr>
+        <w:t>Chapter 2 — Isua to Agege</w:t>
+      </w:r>
+    </w:p>
+    <w:p/>
+    <w:p>
+      <w:pPr>
+        <w:spacing w:line="480" w:lineRule="auto"/>
+      </w:pPr>
+      <w:r>
+        <w:rPr>
+          <w:rFonts w:ascii="Times New Roman" w:hAnsi="Times New Roman"/>
+          <w:sz w:val="24"/>
+        </w:rPr>
+        <w:t>The road between Isua and Lagos is shorter now than it was. That is not the interesting thing about it.</w:t>
+      </w:r>
+    </w:p>
+    <w:p/>
+    <w:p>
+      <w:pPr>
+        <w:spacing w:line="480" w:lineRule="auto"/>
+      </w:pPr>
+      <w:r>
+        <w:rPr>
+          <w:rFonts w:ascii="Times New Roman" w:hAnsi="Times New Roman"/>
+          <w:sz w:val="24"/>
+        </w:rPr>
+        <w:t>The interesting thing is that there was a man who walked some version of it — the roads were routes then, paths worn into the earth by people who had gone before, marked more by use than by map — and he walked toward something he had not named. He would not arrive at what he thought he was going toward. He would arrive at something else. That is often how inheritance begins: not with intention, but with a departure whose full meaning becomes visible only later.</w:t>
+      </w:r>
+    </w:p>
+    <w:p/>
+    <w:p>
+      <w:pPr>
+        <w:spacing w:line="480" w:lineRule="auto"/>
+      </w:pPr>
+      <w:r>
+        <w:rPr>
+          <w:rFonts w:ascii="Times New Roman" w:hAnsi="Times New Roman"/>
+          <w:sz w:val="24"/>
+        </w:rPr>
+        <w:t>The older ancestor was Adarabioyo. He was from Isua, in Ondo. The Adaramola family were of the kingmaker lineage there — not royalty, but the kind of family whose standing in the question of royalty had historically mattered. This is family memory, carried as what it is. There are older stories too, oral ones, about connections to the court at Benin. They are carried as what they are.</w:t>
+      </w:r>
+    </w:p>
+    <w:p/>
+    <w:p>
+      <w:pPr>
+        <w:spacing w:line="480" w:lineRule="auto"/>
+      </w:pPr>
+      <w:r>
+        <w:rPr>
+          <w:rFonts w:ascii="Times New Roman" w:hAnsi="Times New Roman"/>
+          <w:sz w:val="24"/>
+        </w:rPr>
+        <w:t>Abraham Adaramola was in this lineage, Adarabioyo's grandson. He was fair-skinned and lanky, strong in a way that showed in his bearing more than his build — a man with presence, the family says, the kind of person rooms rearranged themselves around. He was generous. He was kind. He was a tailor.</w:t>
+      </w:r>
+    </w:p>
+    <w:p/>
+    <w:p>
+      <w:pPr>
+        <w:spacing w:line="480" w:lineRule="auto"/>
+      </w:pPr>
+      <w:r>
+        <w:rPr>
+          <w:rFonts w:ascii="Times New Roman" w:hAnsi="Times New Roman"/>
+          <w:sz w:val="24"/>
+        </w:rPr>
+        <w:t>He worked with cloth, needle, and a charcoal pressing iron — the kind of iron that sat on a table, filled with hot coals, and gave a tailor the sharp crease that made a garment finished. He made agbada robes, the wide, flowing gowns worn on serious occasions. He had ten of them when he died. Ordinary people at that time might not own even one.</w:t>
+      </w:r>
+    </w:p>
+    <w:p/>
+    <w:p>
+      <w:pPr>
+        <w:spacing w:line="480" w:lineRule="auto"/>
+      </w:pPr>
+      <w:r>
+        <w:rPr>
+          <w:rFonts w:ascii="Times New Roman" w:hAnsi="Times New Roman"/>
+          <w:sz w:val="24"/>
+        </w:rPr>
+        <w:t>He sewed for the British missionary who came through Isua. In that proximity — cloth, needle, measurement, the particular demands of a man with a different faith and a different sense of what a garment should be — he became the first person in the Adaramola lineage to take Christianity seriously. Not to encounter it. To choose it. He decided.</w:t>
+      </w:r>
+    </w:p>
+    <w:p/>
+    <w:p>
+      <w:pPr>
+        <w:spacing w:line="480" w:lineRule="auto"/>
+      </w:pPr>
+      <w:r>
+        <w:rPr>
+          <w:rFonts w:ascii="Times New Roman" w:hAnsi="Times New Roman"/>
+          <w:sz w:val="24"/>
+        </w:rPr>
+        <w:t>He followed them to Lagos. They boarded what they called boolekaja — a lorry, the kind that carried passengers and goods together, bodies pressed against cargo, the road unsealed, the distance measured in hours not kilometres. It took them as far as Osun. From Osun, they walked the rest of the way.</w:t>
+      </w:r>
+    </w:p>
+    <w:p/>
+    <w:p>
+      <w:pPr>
+        <w:spacing w:line="480" w:lineRule="auto"/>
+      </w:pPr>
+      <w:r>
+        <w:rPr>
+          <w:rFonts w:ascii="Times New Roman" w:hAnsi="Times New Roman"/>
+          <w:sz w:val="24"/>
+        </w:rPr>
+        <w:t>He was also a merchant. Kola nuts. Cocoa. He held land. He helped people from Isua relocate to Lagos to build careers and move their families. He built. The name Adaramola — the crown combines with wealth — had already been earned by what his family had done with their hands. Abraham Adaramola continued that work until the work was not finished and he was gone.</w:t>
+      </w:r>
+    </w:p>
+    <w:p/>
+    <w:p>
+      <w:pPr>
+        <w:spacing w:line="480" w:lineRule="auto"/>
+      </w:pPr>
+      <w:r>
+        <w:rPr>
+          <w:rFonts w:ascii="Times New Roman" w:hAnsi="Times New Roman"/>
+          <w:sz w:val="24"/>
+        </w:rPr>
+        <w:t>On his demise, his son David asked for only two things: a few of his father's agbada robes, to remember Abraham Adaramola's legacy by the work of his hands, and the charcoal pressing iron — the tool of his trade. His father's sisters denied him both.</w:t>
+      </w:r>
+    </w:p>
+    <w:p/>
+    <w:p>
+      <w:pPr>
+        <w:spacing w:line="480" w:lineRule="auto"/>
+      </w:pPr>
+      <w:r>
+        <w:rPr>
+          <w:rFonts w:ascii="Times New Roman" w:hAnsi="Times New Roman"/>
+          <w:sz w:val="24"/>
+        </w:rPr>
+        <w:t>The robes remained with them. The iron passed to someone else. The son who wanted to carry his father's craft forward was left with neither the cloth his father had cut nor the tool his father had pressed it with. Ten agbada robes, and David received none. One iron, and it went to hands that had not asked for it.</w:t>
+      </w:r>
+    </w:p>
+    <w:p/>
+    <w:p>
+      <w:pPr>
+        <w:spacing w:line="480" w:lineRule="auto"/>
+      </w:pPr>
+      <w:r>
+        <w:rPr>
+          <w:rFonts w:ascii="Times New Roman" w:hAnsi="Times New Roman"/>
+          <w:sz w:val="24"/>
+        </w:rPr>
+        <w:t>What was left? A name. A faith that had entered the lineage and would not leave. Land that remained but did not carry what should have accompanied it. And a son who now knew what it meant to be denied the things that should have confirmed you — the physical proof that a father had existed and that you were his.</w:t>
+      </w:r>
+    </w:p>
+    <w:p/>
+    <w:p>
+      <w:pPr>
+        <w:spacing w:line="480" w:lineRule="auto"/>
+      </w:pPr>
+      <w:r>
+        <w:rPr>
+          <w:rFonts w:ascii="Times New Roman" w:hAnsi="Times New Roman"/>
+          <w:sz w:val="24"/>
+        </w:rPr>
+        <w:t>Iyalode came from Isua. She had walked from Osun to Lagos with Abraham Adaramola, and she carried what he had first claimed as faith alongside the older spiritual knowledge that was her own — the two not in conflict in her, both real, both hers. When Abraham Adaramola died, she went home. But what had been started in Lagos did not go with her.</w:t>
+      </w:r>
+    </w:p>
+    <w:p/>
+    <w:p>
+      <w:pPr>
+        <w:spacing w:line="480" w:lineRule="auto"/>
+      </w:pPr>
+      <w:r>
+        <w:rPr>
+          <w:rFonts w:ascii="Times New Roman" w:hAnsi="Times New Roman"/>
+          <w:sz w:val="24"/>
+        </w:rPr>
+        <w:t>Years later, David's son was born and given the name Abraham. Not the robes. Not the iron. Not the objects that had once confirmed that a man had built something with his hands and left it for the ones who came after him. The grandson received the name of the man his father had been denied the right to inherit from in the way that mattered most — through the things a man had touched, pressed, cut, worn, and left behind.</w:t>
+      </w:r>
+    </w:p>
+    <w:p/>
+    <w:p>
+      <w:pPr>
+        <w:spacing w:line="480" w:lineRule="auto"/>
+      </w:pPr>
+      <w:r>
+        <w:rPr>
+          <w:rFonts w:ascii="Times New Roman" w:hAnsi="Times New Roman"/>
+          <w:sz w:val="24"/>
+        </w:rPr>
+        <w:t>Abraham is not in this chapter. He is not born yet. But the name is already what it will be. The faith has made its first appearance in the lineage. The objects have already been refused. All three will arrive at him — the name, the faith, and the absence of the things that should have come with them.</w:t>
+      </w:r>
+    </w:p>
+    <w:p/>
+    <w:p>
+      <w:pPr>
+        <w:spacing w:line="480" w:lineRule="auto"/>
+      </w:pPr>
+      <w:r>
+        <w:rPr>
+          <w:rFonts w:ascii="Times New Roman" w:hAnsi="Times New Roman"/>
+          <w:sz w:val="24"/>
+        </w:rPr>
+        <w:t>The road between Isua and Lagos is shorter now. The inheritance is not.</w:t>
+      </w:r>
+    </w:p>
+    <w:p/>
+    <w:p>
+      <w:pPr>
+        <w:spacing w:line="480" w:lineRule="auto"/>
+      </w:pPr>
+      <w:r>
+        <w:rPr>
+          <w:rFonts w:ascii="Times New Roman" w:hAnsi="Times New Roman"/>
+          <w:sz w:val="24"/>
+        </w:rPr>
+        <w:t>---</w:t>
+      </w:r>
+    </w:p>
+    <w:p/>
+    <w:p/>
+    <w:p>
+      <w:pPr>
+        <w:spacing w:line="480" w:lineRule="auto"/>
+      </w:pPr>
+      <w:r>
+        <w:rPr>
+          <w:rFonts w:ascii="Times New Roman" w:hAnsi="Times New Roman"/>
+          <w:sz w:val="24"/>
+        </w:rPr>
+        <w:t>---</w:t>
+      </w:r>
+    </w:p>
+    <w:p/>
+    <w:p>
+      <w:pPr>
+        <w:spacing w:line="480" w:lineRule="auto"/>
+      </w:pPr>
+      <w:r>
+        <w:rPr>
+          <w:rFonts w:ascii="Times New Roman" w:hAnsi="Times New Roman"/>
+          <w:b/>
+          <w:sz w:val="24"/>
+        </w:rPr>
+        <w:t>Chapter 3 — The Boy Who Was Already Old</w:t>
+      </w:r>
+    </w:p>
+    <w:p/>
+    <w:p>
+      <w:pPr>
+        <w:spacing w:line="480" w:lineRule="auto"/>
+      </w:pPr>
+      <w:r>
+        <w:rPr>
+          <w:rFonts w:ascii="Times New Roman" w:hAnsi="Times New Roman"/>
+          <w:sz w:val="24"/>
+        </w:rPr>
+        <w:t>He was a boy who spoke too early, and whose questions made adults go quiet.</w:t>
+      </w:r>
+    </w:p>
+    <w:p/>
+    <w:p>
+      <w:pPr>
+        <w:spacing w:line="480" w:lineRule="auto"/>
+      </w:pPr>
+      <w:r>
+        <w:rPr>
+          <w:rFonts w:ascii="Times New Roman" w:hAnsi="Times New Roman"/>
+          <w:sz w:val="24"/>
+        </w:rPr>
+        <w:t>Not in the performing sense — not a child who had learned to seem older for the pleasure of the response. The seriousness preceded him. When he asked something, the adults around him adjusted: they recalibrated what they were looking at. The questions were not the kind a child of that age should yet have had language for. Adults do not always know what to do with this. They grow careful.</w:t>
+      </w:r>
+    </w:p>
+    <w:p/>
+    <w:p>
+      <w:pPr>
+        <w:spacing w:line="480" w:lineRule="auto"/>
+      </w:pPr>
+      <w:r>
+        <w:rPr>
+          <w:rFonts w:ascii="Times New Roman" w:hAnsi="Times New Roman"/>
+          <w:sz w:val="24"/>
+        </w:rPr>
+        <w:t>He sat where other children moved. He waited where other children spoke. He watched the adults in a room the way adults watch each other — with attention, with patience, with something that could not be called understanding but was adjacent to it. He did not know he was doing anything unusual.</w:t>
+      </w:r>
+    </w:p>
+    <w:p/>
+    <w:p>
+      <w:pPr>
+        <w:spacing w:line="480" w:lineRule="auto"/>
+      </w:pPr>
+      <w:r>
+        <w:rPr>
+          <w:rFonts w:ascii="Times New Roman" w:hAnsi="Times New Roman"/>
+          <w:sz w:val="24"/>
+        </w:rPr>
+        <w:t>He was, in the specific way that certain children are, already old. Not wise — children are not wise — but weighted with something he had not chosen and could not name.</w:t>
+      </w:r>
+    </w:p>
+    <w:p/>
+    <w:p>
+      <w:pPr>
+        <w:spacing w:line="480" w:lineRule="auto"/>
+      </w:pPr>
+      <w:r>
+        <w:rPr>
+          <w:rFonts w:ascii="Times New Roman" w:hAnsi="Times New Roman"/>
+          <w:sz w:val="24"/>
+        </w:rPr>
+        <w:t>The child could not consent to this. Children never consent to the weight given to them before they can speak — before they understand that a weight exists and has been assigned.</w:t>
+      </w:r>
+    </w:p>
+    <w:p/>
+    <w:p>
+      <w:pPr>
+        <w:spacing w:line="480" w:lineRule="auto"/>
+      </w:pPr>
+      <w:r>
+        <w:rPr>
+          <w:rFonts w:ascii="Times New Roman" w:hAnsi="Times New Roman"/>
+          <w:sz w:val="24"/>
+        </w:rPr>
+        <w:t>His grandmother saw this child when the question of the name arose.</w:t>
+      </w:r>
+    </w:p>
+    <w:p/>
+    <w:p>
+      <w:pPr>
+        <w:spacing w:line="480" w:lineRule="auto"/>
+      </w:pPr>
+      <w:r>
+        <w:rPr>
+          <w:rFonts w:ascii="Times New Roman" w:hAnsi="Times New Roman"/>
+          <w:sz w:val="24"/>
+        </w:rPr>
+        <w:t>She did not want him to carry the name. This is not the same as saying she rejected him. She loved him in the way of grandmothers, which is its own specific thing and does not require approving the particular configuration of the child in front of you. She simply had a view about the name, and the name was Abraham, and the view was that the child was not what the name had learned to expect.</w:t>
+      </w:r>
+    </w:p>
+    <w:p/>
+    <w:p>
+      <w:pPr>
+        <w:spacing w:line="480" w:lineRule="auto"/>
+      </w:pPr>
+      <w:r>
+        <w:rPr>
+          <w:rFonts w:ascii="Times New Roman" w:hAnsi="Times New Roman"/>
+          <w:sz w:val="24"/>
+        </w:rPr>
+        <w:t>Abraham Adaramola had been a particular kind of man — Iyalode's husband, the man the child would be named after. Fair-skinned. Tall. Narrow in the way of a man who has always moved through rooms as if the room belonged to him, without having to announce this. His word and his work had been the same thing. The name Abraham had come to carry these features — not merely as qualities but as visible signs. Certain families believe that what a person is inside will eventually make itself visible in how they look. The name carried this belief.</w:t>
+      </w:r>
+    </w:p>
+    <w:p/>
+    <w:p>
+      <w:pPr>
+        <w:spacing w:line="480" w:lineRule="auto"/>
+      </w:pPr>
+      <w:r>
+        <w:rPr>
+          <w:rFonts w:ascii="Times New Roman" w:hAnsi="Times New Roman"/>
+          <w:sz w:val="24"/>
+        </w:rPr>
+        <w:t>Abraham was dark. He resembled his mother's side of the family. To Iyalode's experienced eye — and she had an experienced eye; she had seen things and read things and did not confuse what she was looking at — the child resembled the herbalist line, the maternal inheritance, the people who had come in from a different direction entirely.</w:t>
+      </w:r>
+    </w:p>
+    <w:p/>
+    <w:p>
+      <w:pPr>
+        <w:spacing w:line="480" w:lineRule="auto"/>
+      </w:pPr>
+      <w:r>
+        <w:rPr>
+          <w:rFonts w:ascii="Times New Roman" w:hAnsi="Times New Roman"/>
+          <w:sz w:val="24"/>
+        </w:rPr>
+        <w:t>She was not wrong to see it. She partly saw what was there.</w:t>
+      </w:r>
+    </w:p>
+    <w:p/>
+    <w:p>
+      <w:pPr>
+        <w:spacing w:line="480" w:lineRule="auto"/>
+      </w:pPr>
+      <w:r>
+        <w:rPr>
+          <w:rFonts w:ascii="Times New Roman" w:hAnsi="Times New Roman"/>
+          <w:sz w:val="24"/>
+        </w:rPr>
+        <w:t>David Senior saw something else.</w:t>
+      </w:r>
+    </w:p>
+    <w:p/>
+    <w:p>
+      <w:pPr>
+        <w:spacing w:line="480" w:lineRule="auto"/>
+      </w:pPr>
+      <w:r>
+        <w:rPr>
+          <w:rFonts w:ascii="Times New Roman" w:hAnsi="Times New Roman"/>
+          <w:sz w:val="24"/>
+        </w:rPr>
+        <w:t>He had been fifteen when his own father died, and the years since had given him a particular kind of attention to what fathers leave behind and what becomes of it after they are gone. He had beliefs about this that were not theories. He held them as simple fact: that certain people returned, that the unfinished work of a life found its way back through someone born into the same family. He had watched Abraham since birth with this already decided. He had looked past the dark skin and the maternal features and found — not resemblance, exactly — recognition. His father. Coming back through his son. Coming back to finish.</w:t>
+      </w:r>
+    </w:p>
+    <w:p/>
+    <w:p>
+      <w:pPr>
+        <w:spacing w:line="480" w:lineRule="auto"/>
+      </w:pPr>
+      <w:r>
+        <w:rPr>
+          <w:rFonts w:ascii="Times New Roman" w:hAnsi="Times New Roman"/>
+          <w:sz w:val="24"/>
+        </w:rPr>
+        <w:t>He named the child Abraham. After his own father.</w:t>
+      </w:r>
+    </w:p>
+    <w:p/>
+    <w:p>
+      <w:pPr>
+        <w:spacing w:line="480" w:lineRule="auto"/>
+      </w:pPr>
+      <w:r>
+        <w:rPr>
+          <w:rFonts w:ascii="Times New Roman" w:hAnsi="Times New Roman"/>
+          <w:sz w:val="24"/>
+        </w:rPr>
+        <w:t>He arrived as one of three. The birth of triplets was the kind of thing a Lagos neighbourhood noticed and spoke of, the kind that was marked and held in family memory. He and Yemisi were what remained of that first astonishment.</w:t>
+      </w:r>
+    </w:p>
+    <w:p/>
+    <w:p>
+      <w:pPr>
+        <w:spacing w:line="480" w:lineRule="auto"/>
+      </w:pPr>
+      <w:r>
+        <w:rPr>
+          <w:rFonts w:ascii="Times New Roman" w:hAnsi="Times New Roman"/>
+          <w:sz w:val="24"/>
+        </w:rPr>
+        <w:t>The name Abraham was not simply given once and left. It had to be used every day. Across a room. At meals. In the ordinary traffic of a Lagos household. Every time David Senior spoke it — and he spoke it with a precision that ordinary names do not require — the name carried what David Senior intended it to carry. The child heard himself called Abraham and did not yet understand what the name was asking of him.</w:t>
+      </w:r>
+    </w:p>
+    <w:p/>
+    <w:p>
+      <w:pPr>
+        <w:spacing w:line="480" w:lineRule="auto"/>
+      </w:pPr>
+      <w:r>
+        <w:rPr>
+          <w:rFonts w:ascii="Times New Roman" w:hAnsi="Times New Roman"/>
+          <w:sz w:val="24"/>
+        </w:rPr>
+        <w:t>Iyalode's doubt and David Senior's conviction existed in the same household without resolution. Neither tried to prove it to the other. The child lived inside both accounts. One of them saw a child who did not fit the name. The other saw the name, returned.</w:t>
+      </w:r>
+    </w:p>
+    <w:p/>
+    <w:p>
+      <w:pPr>
+        <w:spacing w:line="480" w:lineRule="auto"/>
+      </w:pPr>
+      <w:r>
+        <w:rPr>
+          <w:rFonts w:ascii="Times New Roman" w:hAnsi="Times New Roman"/>
+          <w:sz w:val="24"/>
+        </w:rPr>
+        <w:t>He grew up inside this. He did not know for a long time what he was growing up inside. He knew only that David Senior's attention on him was particular — expectant in a way he could feel but not account for, as if the boy himself were evidence of something David Senior had already concluded.</w:t>
+      </w:r>
+    </w:p>
+    <w:p/>
+    <w:p>
+      <w:pPr>
+        <w:spacing w:line="480" w:lineRule="auto"/>
+      </w:pPr>
+      <w:r>
+        <w:rPr>
+          <w:rFonts w:ascii="Times New Roman" w:hAnsi="Times New Roman"/>
+          <w:sz w:val="24"/>
+        </w:rPr>
+        <w:t>Around Primary 3, at about eight years old, he stopped answering to Abraham.</w:t>
+      </w:r>
+    </w:p>
+    <w:p/>
+    <w:p>
+      <w:pPr>
+        <w:spacing w:line="480" w:lineRule="auto"/>
+      </w:pPr>
+      <w:r>
+        <w:rPr>
+          <w:rFonts w:ascii="Times New Roman" w:hAnsi="Times New Roman"/>
+          <w:sz w:val="24"/>
+        </w:rPr>
+        <w:t>He began using his middle name — Seun, short for Oluseun. He is not certain why. Perhaps the name was too heavy for a boy who could not yet see what the adults saw inside it. Perhaps Seun was smaller, easier, less watched. He does not know. He knows only that the child who had been named Abraham chose, without announcement, to become someone the name was not asking anything of.</w:t>
+      </w:r>
+    </w:p>
+    <w:p/>
+    <w:p>
+      <w:pPr>
+        <w:spacing w:line="480" w:lineRule="auto"/>
+      </w:pPr>
+      <w:r>
+        <w:rPr>
+          <w:rFonts w:ascii="Times New Roman" w:hAnsi="Times New Roman"/>
+          <w:sz w:val="24"/>
+        </w:rPr>
+        <w:t>He carried Seun through Aquinas in Akure, through Mokuolu in Lagos, through Unilag. Years. The name Abraham remained where David Senior had placed it — on paper, in the family, in the weight the household carried — but the boy did not use it. He moved through school and city under a name that expected nothing from him except that he answer when called.</w:t>
+      </w:r>
+    </w:p>
+    <w:p/>
+    <w:p>
+      <w:pPr>
+        <w:spacing w:line="480" w:lineRule="auto"/>
+      </w:pPr>
+      <w:r>
+        <w:rPr>
+          <w:rFonts w:ascii="Times New Roman" w:hAnsi="Times New Roman"/>
+          <w:sz w:val="24"/>
+        </w:rPr>
+        <w:t>Years later, filling out his MBA application, he wrote the name again. Abraham. He does not fully explain why. Perhaps because he was going to a country he did not know. Perhaps because the road ahead felt large enough to need the name his father had chosen. Perhaps because the name had been waiting and the season had arrived. He did not understand it. He wrote it anyway.</w:t>
+      </w:r>
+    </w:p>
+    <w:p/>
+    <w:p>
+      <w:pPr>
+        <w:spacing w:line="480" w:lineRule="auto"/>
+      </w:pPr>
+      <w:r>
+        <w:rPr>
+          <w:rFonts w:ascii="Times New Roman" w:hAnsi="Times New Roman"/>
+          <w:sz w:val="24"/>
+        </w:rPr>
+        <w:t>He spent years not knowing that he was the answer to a question he had not been present to hear.</w:t>
+      </w:r>
+    </w:p>
+    <w:p/>
+    <w:p>
+      <w:pPr>
+        <w:spacing w:line="480" w:lineRule="auto"/>
+      </w:pPr>
+      <w:r>
+        <w:rPr>
+          <w:rFonts w:ascii="Times New Roman" w:hAnsi="Times New Roman"/>
+          <w:sz w:val="24"/>
+        </w:rPr>
+        <w:t>---</w:t>
+      </w:r>
+    </w:p>
+    <w:p/>
+    <w:p/>
+    <w:p>
+      <w:pPr>
+        <w:spacing w:line="480" w:lineRule="auto"/>
+      </w:pPr>
+      <w:r>
+        <w:rPr>
+          <w:rFonts w:ascii="Times New Roman" w:hAnsi="Times New Roman"/>
+          <w:sz w:val="24"/>
+        </w:rPr>
+        <w:t>---</w:t>
+      </w:r>
+    </w:p>
+    <w:p/>
+    <w:p>
+      <w:pPr>
+        <w:spacing w:line="480" w:lineRule="auto"/>
+      </w:pPr>
+      <w:r>
+        <w:rPr>
+          <w:rFonts w:ascii="Times New Roman" w:hAnsi="Times New Roman"/>
+          <w:b/>
+          <w:sz w:val="24"/>
+        </w:rPr>
+        <w:t>Chapter 6 — A Year Without Home</w:t>
+      </w:r>
+    </w:p>
+    <w:p/>
+    <w:p>
+      <w:pPr>
+        <w:spacing w:line="480" w:lineRule="auto"/>
+      </w:pPr>
+      <w:r>
+        <w:rPr>
+          <w:rFonts w:ascii="Times New Roman" w:hAnsi="Times New Roman"/>
+          <w:sz w:val="24"/>
+        </w:rPr>
+        <w:t>After Jumoke died, Abraham left home.</w:t>
+      </w:r>
+    </w:p>
+    <w:p/>
+    <w:p>
+      <w:pPr>
+        <w:spacing w:line="480" w:lineRule="auto"/>
+      </w:pPr>
+      <w:r>
+        <w:rPr>
+          <w:rFonts w:ascii="Times New Roman" w:hAnsi="Times New Roman"/>
+          <w:sz w:val="24"/>
+        </w:rPr>
+        <w:t>The death did not remain only in the house where the news arrived. It moved through the rooms and altered the arrangements of the living. He was twelve, or thirteen, still close enough to childhood that the body receives decisions before the mind has the authority to question them. The family had lost a child. Then another child was sent away.</w:t>
+      </w:r>
+    </w:p>
+    <w:p/>
+    <w:p>
+      <w:pPr>
+        <w:spacing w:line="480" w:lineRule="auto"/>
+      </w:pPr>
+      <w:r>
+        <w:rPr>
+          <w:rFonts w:ascii="Times New Roman" w:hAnsi="Times New Roman"/>
+          <w:sz w:val="24"/>
+        </w:rPr>
+        <w:t>He went to Akure.</w:t>
+      </w:r>
+    </w:p>
+    <w:p/>
+    <w:p>
+      <w:pPr>
+        <w:spacing w:line="480" w:lineRule="auto"/>
+      </w:pPr>
+      <w:r>
+        <w:rPr>
+          <w:rFonts w:ascii="Times New Roman" w:hAnsi="Times New Roman"/>
+          <w:sz w:val="24"/>
+        </w:rPr>
+        <w:t>St Thomas Aquinas College was the name of the school, but the name did not matter first as education. It mattered as distance. Akure was not Lagos. It was not the house where Jumoke had followed him, sat beside him, and waited for him to look. It was not the compound where his parents drove in with the news already written on his mother's face. It was not home.</w:t>
+      </w:r>
+    </w:p>
+    <w:p/>
+    <w:p>
+      <w:pPr>
+        <w:spacing w:line="480" w:lineRule="auto"/>
+      </w:pPr>
+      <w:r>
+        <w:rPr>
+          <w:rFonts w:ascii="Times New Roman" w:hAnsi="Times New Roman"/>
+          <w:sz w:val="24"/>
+        </w:rPr>
+        <w:t>For a whole year he did not see his family.</w:t>
+      </w:r>
+    </w:p>
+    <w:p/>
+    <w:p>
+      <w:pPr>
+        <w:spacing w:line="480" w:lineRule="auto"/>
+      </w:pPr>
+      <w:r>
+        <w:rPr>
+          <w:rFonts w:ascii="Times New Roman" w:hAnsi="Times New Roman"/>
+          <w:sz w:val="24"/>
+        </w:rPr>
+        <w:t>One year is not long in the accounting of adults. Adults say a year and mean calendar, school term, fees, arrangement, something necessary for a child to become more formed. A child receives a year differently. A year can become the size of the world. It can become the full measure of absence. It can teach the body that people may love you and still not be where you are.</w:t>
+      </w:r>
+    </w:p>
+    <w:p/>
+    <w:p>
+      <w:pPr>
+        <w:spacing w:line="480" w:lineRule="auto"/>
+      </w:pPr>
+      <w:r>
+        <w:rPr>
+          <w:rFonts w:ascii="Times New Roman" w:hAnsi="Times New Roman"/>
+          <w:sz w:val="24"/>
+        </w:rPr>
+        <w:t>Akure became the place where childhood continued without home.</w:t>
+      </w:r>
+    </w:p>
+    <w:p/>
+    <w:p>
+      <w:pPr>
+        <w:spacing w:line="480" w:lineRule="auto"/>
+      </w:pPr>
+      <w:r>
+        <w:rPr>
+          <w:rFonts w:ascii="Times New Roman" w:hAnsi="Times New Roman"/>
+          <w:sz w:val="24"/>
+        </w:rPr>
+        <w:t>He first stayed with his older cousin Mary. Mary had once lived with Abraham's parents when she was younger. She was one of the people who had passed through their house and been held there, as many people passed through that household and were held. She was not a stranger sent to take charge of him. She belonged to the family story in the ordinary way extended family belongs: already known, already connected, carrying obligations that had not needed to be written down.</w:t>
+      </w:r>
+    </w:p>
+    <w:p/>
+    <w:p>
+      <w:pPr>
+        <w:spacing w:line="480" w:lineRule="auto"/>
+      </w:pPr>
+      <w:r>
+        <w:rPr>
+          <w:rFonts w:ascii="Times New Roman" w:hAnsi="Times New Roman"/>
+          <w:sz w:val="24"/>
+        </w:rPr>
+        <w:t>There was no malice in her.</w:t>
+      </w:r>
+    </w:p>
+    <w:p/>
+    <w:p>
+      <w:pPr>
+        <w:spacing w:line="480" w:lineRule="auto"/>
+      </w:pPr>
+      <w:r>
+        <w:rPr>
+          <w:rFonts w:ascii="Times New Roman" w:hAnsi="Times New Roman"/>
+          <w:sz w:val="24"/>
+        </w:rPr>
+        <w:t>That has to be said clearly, because pain can make later memory unfair. Mary was not trying to punish him for being away from home. She was trying, in the way available to her, to toughen him. Abraham was not domesticated. He had not been trained for that kind of household usefulness. In Lagos he had been the child who read, watched, debated elders, lived inside thoughts larger than his age, and moved through the house as someone loved and particular. In Akure, that was not enough.</w:t>
+      </w:r>
+    </w:p>
+    <w:p/>
+    <w:p>
+      <w:pPr>
+        <w:spacing w:line="480" w:lineRule="auto"/>
+      </w:pPr>
+      <w:r>
+        <w:rPr>
+          <w:rFonts w:ascii="Times New Roman" w:hAnsi="Times New Roman"/>
+          <w:sz w:val="24"/>
+        </w:rPr>
+        <w:t>There were chores.</w:t>
+      </w:r>
+    </w:p>
+    <w:p/>
+    <w:p>
+      <w:pPr>
+        <w:spacing w:line="480" w:lineRule="auto"/>
+      </w:pPr>
+      <w:r>
+        <w:rPr>
+          <w:rFonts w:ascii="Times New Roman" w:hAnsi="Times New Roman"/>
+          <w:sz w:val="24"/>
+        </w:rPr>
+        <w:t>There was farm work.</w:t>
+      </w:r>
+    </w:p>
+    <w:p/>
+    <w:p>
+      <w:pPr>
+        <w:spacing w:line="480" w:lineRule="auto"/>
+      </w:pPr>
+      <w:r>
+        <w:rPr>
+          <w:rFonts w:ascii="Times New Roman" w:hAnsi="Times New Roman"/>
+          <w:sz w:val="24"/>
+        </w:rPr>
+        <w:t>There were practical things a boy could be asked to do because the day required doing them and no one was exempt from the day. Mary treated him the way she treated her only son, Matthew. That was part of the fairness and part of the wound. She did not make Abraham less than her son. She did not make him special either. She placed him inside the same ordinary demand: carry this, do this, come here, go there, learn what the body must learn when a household has work attached to it.</w:t>
+      </w:r>
+    </w:p>
+    <w:p/>
+    <w:p>
+      <w:pPr>
+        <w:spacing w:line="480" w:lineRule="auto"/>
+      </w:pPr>
+      <w:r>
+        <w:rPr>
+          <w:rFonts w:ascii="Times New Roman" w:hAnsi="Times New Roman"/>
+          <w:sz w:val="24"/>
+        </w:rPr>
+        <w:t>The problem was not cruelty.</w:t>
+      </w:r>
+    </w:p>
+    <w:p/>
+    <w:p>
+      <w:pPr>
+        <w:spacing w:line="480" w:lineRule="auto"/>
+      </w:pPr>
+      <w:r>
+        <w:rPr>
+          <w:rFonts w:ascii="Times New Roman" w:hAnsi="Times New Roman"/>
+          <w:sz w:val="24"/>
+        </w:rPr>
+        <w:t>The problem was that Abraham had already been removed from one form of life and placed inside another before he had language for the removal. A child can be treated fairly and still feel displaced. A child can be fed, instructed, corrected, and still understand that the place where he is sleeping is not the place his body is waiting for.</w:t>
+      </w:r>
+    </w:p>
+    <w:p/>
+    <w:p>
+      <w:pPr>
+        <w:spacing w:line="480" w:lineRule="auto"/>
+      </w:pPr>
+      <w:r>
+        <w:rPr>
+          <w:rFonts w:ascii="Times New Roman" w:hAnsi="Times New Roman"/>
+          <w:sz w:val="24"/>
+        </w:rPr>
+        <w:t>Later, Matthew would die too.</w:t>
+      </w:r>
+    </w:p>
+    <w:p/>
+    <w:p>
+      <w:pPr>
+        <w:spacing w:line="480" w:lineRule="auto"/>
+      </w:pPr>
+      <w:r>
+        <w:rPr>
+          <w:rFonts w:ascii="Times New Roman" w:hAnsi="Times New Roman"/>
+          <w:sz w:val="24"/>
+        </w:rPr>
+        <w:t>In April 1990, inside that season, Abraham devoted his life to Jesus.</w:t>
+      </w:r>
+    </w:p>
+    <w:p/>
+    <w:p>
+      <w:pPr>
+        <w:spacing w:line="480" w:lineRule="auto"/>
+      </w:pPr>
+      <w:r>
+        <w:rPr>
+          <w:rFonts w:ascii="Times New Roman" w:hAnsi="Times New Roman"/>
+          <w:sz w:val="24"/>
+        </w:rPr>
+        <w:t>This did not make the loneliness disappear. It did not turn Akure into home. It did not give him a testimony in the easy sense, the kind a person can narrate with light already falling on the ending.</w:t>
+      </w:r>
+    </w:p>
+    <w:p/>
+    <w:p>
+      <w:pPr>
+        <w:spacing w:line="480" w:lineRule="auto"/>
+      </w:pPr>
+      <w:r>
+        <w:rPr>
+          <w:rFonts w:ascii="Times New Roman" w:hAnsi="Times New Roman"/>
+          <w:sz w:val="24"/>
+        </w:rPr>
+        <w:t>That week in April 1990, after the fellowship had been postponed more than once, Abraham sat in the Ali family's living room and listened as Jesus was preached. Justice and Mrs Ali were Mary's landlords. The fellowship was in their home, with the Ali family and others gathered, people sitting on sofas while the message moved through the room. What was said resonated with him. At the end, when they asked whether anyone wanted to make a commitment, he said yes.</w:t>
+      </w:r>
+    </w:p>
+    <w:p/>
+    <w:p>
+      <w:pPr>
+        <w:spacing w:line="480" w:lineRule="auto"/>
+      </w:pPr>
+      <w:r>
+        <w:rPr>
+          <w:rFonts w:ascii="Times New Roman" w:hAnsi="Times New Roman"/>
+          <w:sz w:val="24"/>
+        </w:rPr>
+        <w:t>It was a turning toward God from inside a life that had become difficult to inhabit. The name had already come to him through Iyalode. The faith had already moved through the family before he understood its path. In Akure, as a teenager, he gave himself to Jesus in a more deliberate way.</w:t>
+      </w:r>
+    </w:p>
+    <w:p/>
+    <w:p>
+      <w:pPr>
+        <w:spacing w:line="480" w:lineRule="auto"/>
+      </w:pPr>
+      <w:r>
+        <w:rPr>
+          <w:rFonts w:ascii="Times New Roman" w:hAnsi="Times New Roman"/>
+          <w:sz w:val="24"/>
+        </w:rPr>
+        <w:t>He did not yet know what a life given would cost.</w:t>
+      </w:r>
+    </w:p>
+    <w:p/>
+    <w:p>
+      <w:pPr>
+        <w:spacing w:line="480" w:lineRule="auto"/>
+      </w:pPr>
+      <w:r>
+        <w:rPr>
+          <w:rFonts w:ascii="Times New Roman" w:hAnsi="Times New Roman"/>
+          <w:sz w:val="24"/>
+        </w:rPr>
+        <w:t>He knew only that something in him had turned.</w:t>
+      </w:r>
+    </w:p>
+    <w:p/>
+    <w:p>
+      <w:pPr>
+        <w:spacing w:line="480" w:lineRule="auto"/>
+      </w:pPr>
+      <w:r>
+        <w:rPr>
+          <w:rFonts w:ascii="Times New Roman" w:hAnsi="Times New Roman"/>
+          <w:sz w:val="24"/>
+        </w:rPr>
+        <w:t>At Aquinas, Abraham began refusing class.</w:t>
+      </w:r>
+    </w:p>
+    <w:p/>
+    <w:p>
+      <w:pPr>
+        <w:spacing w:line="480" w:lineRule="auto"/>
+      </w:pPr>
+      <w:r>
+        <w:rPr>
+          <w:rFonts w:ascii="Times New Roman" w:hAnsi="Times New Roman"/>
+          <w:sz w:val="24"/>
+        </w:rPr>
+        <w:t>Not once. Not as a boy testing a boundary for the pleasure of being difficult. Almost a whole year. When other students absconded, he went with them. During school hours, when he should have been inside a classroom, he was outside with boys who had also found a way not to be where the timetable said they should be. They roamed the streets. The day moved as if lessons were happening somewhere else, which they were. Bells rang for other people. Teachers taught rooms he was not inside. Books opened without him.</w:t>
+      </w:r>
+    </w:p>
+    <w:p/>
+    <w:p>
+      <w:pPr>
+        <w:spacing w:line="480" w:lineRule="auto"/>
+      </w:pPr>
+      <w:r>
+        <w:rPr>
+          <w:rFonts w:ascii="Times New Roman" w:hAnsi="Times New Roman"/>
+          <w:sz w:val="24"/>
+        </w:rPr>
+        <w:t>He was not collapsing.</w:t>
+      </w:r>
+    </w:p>
+    <w:p/>
+    <w:p>
+      <w:pPr>
+        <w:spacing w:line="480" w:lineRule="auto"/>
+      </w:pPr>
+      <w:r>
+        <w:rPr>
+          <w:rFonts w:ascii="Times New Roman" w:hAnsi="Times New Roman"/>
+          <w:sz w:val="24"/>
+        </w:rPr>
+        <w:t>That is part of what made the refusal harder to read. If he had failed, the adults would have had a simpler category for him. Laziness. Stubbornness. A child going bad. But he did not fail in the expected way. He still passed the normal tests and examinations. The schoolwork did not expose the absence fully because the mind could still perform. He could stay away from class and still cross the mark required of him. He could be missing and still appear, on paper, present enough.</w:t>
+      </w:r>
+    </w:p>
+    <w:p/>
+    <w:p>
+      <w:pPr>
+        <w:spacing w:line="480" w:lineRule="auto"/>
+      </w:pPr>
+      <w:r>
+        <w:rPr>
+          <w:rFonts w:ascii="Times New Roman" w:hAnsi="Times New Roman"/>
+          <w:sz w:val="24"/>
+        </w:rPr>
+        <w:t>That is a particular kind of silence.</w:t>
+      </w:r>
+    </w:p>
+    <w:p/>
+    <w:p>
+      <w:pPr>
+        <w:spacing w:line="480" w:lineRule="auto"/>
+      </w:pPr>
+      <w:r>
+        <w:rPr>
+          <w:rFonts w:ascii="Times New Roman" w:hAnsi="Times New Roman"/>
+          <w:sz w:val="24"/>
+        </w:rPr>
+        <w:t>It does not ask for help in the language adults recognise. It lets the report show passing grades while the body spends school hours in the street. It refuses a life without yet knowing how to argue against the life. It says no with the feet because the mouth has not been given a sentence large enough.</w:t>
+      </w:r>
+    </w:p>
+    <w:p/>
+    <w:p>
+      <w:pPr>
+        <w:spacing w:line="480" w:lineRule="auto"/>
+      </w:pPr>
+      <w:r>
+        <w:rPr>
+          <w:rFonts w:ascii="Times New Roman" w:hAnsi="Times New Roman"/>
+          <w:sz w:val="24"/>
+        </w:rPr>
+        <w:t>His maths teacher noticed.</w:t>
+      </w:r>
+    </w:p>
+    <w:p/>
+    <w:p>
+      <w:pPr>
+        <w:spacing w:line="480" w:lineRule="auto"/>
+      </w:pPr>
+      <w:r>
+        <w:rPr>
+          <w:rFonts w:ascii="Times New Roman" w:hAnsi="Times New Roman"/>
+          <w:sz w:val="24"/>
+        </w:rPr>
+        <w:t>Mr Adeniranye was not discovering a boy who could not learn. He was discovering a boy whose attendance and performance did not fit together in the expected way. The result was not simple failure. It was contradiction. A student absent from class should not be passing as if class had held him. A child roaming the streets during school hours should not still be clearing the ordinary academic gates. Something did not match.</w:t>
+      </w:r>
+    </w:p>
+    <w:p/>
+    <w:p>
+      <w:pPr>
+        <w:spacing w:line="480" w:lineRule="auto"/>
+      </w:pPr>
+      <w:r>
+        <w:rPr>
+          <w:rFonts w:ascii="Times New Roman" w:hAnsi="Times New Roman"/>
+          <w:sz w:val="24"/>
+        </w:rPr>
+        <w:t>The parents were summoned.</w:t>
+      </w:r>
+    </w:p>
+    <w:p/>
+    <w:p>
+      <w:pPr>
+        <w:spacing w:line="480" w:lineRule="auto"/>
+      </w:pPr>
+      <w:r>
+        <w:rPr>
+          <w:rFonts w:ascii="Times New Roman" w:hAnsi="Times New Roman"/>
+          <w:sz w:val="24"/>
+        </w:rPr>
+        <w:t>David Senior had already tried to arrange care around the boy. He had visited the school and placed Abraham in the care of the maths and English teachers because those subjects mattered. That was how David Senior often loved: by structure, by assignment, by placing a person under the care of another person who could help carry the thing he could not be present to carry every hour himself. He had not abandoned the boy to chance. He had made an arrangement.</w:t>
+      </w:r>
+    </w:p>
+    <w:p/>
+    <w:p>
+      <w:pPr>
+        <w:spacing w:line="480" w:lineRule="auto"/>
+      </w:pPr>
+      <w:r>
+        <w:rPr>
+          <w:rFonts w:ascii="Times New Roman" w:hAnsi="Times New Roman"/>
+          <w:sz w:val="24"/>
+        </w:rPr>
+        <w:t>The arrangement was failing.</w:t>
+      </w:r>
+    </w:p>
+    <w:p/>
+    <w:p>
+      <w:pPr>
+        <w:spacing w:line="480" w:lineRule="auto"/>
+      </w:pPr>
+      <w:r>
+        <w:rPr>
+          <w:rFonts w:ascii="Times New Roman" w:hAnsi="Times New Roman"/>
+          <w:sz w:val="24"/>
+        </w:rPr>
+        <w:t>When David Senior asked Abraham what the problem was, he did not ask in anger.</w:t>
+      </w:r>
+    </w:p>
+    <w:p/>
+    <w:p>
+      <w:pPr>
+        <w:spacing w:line="480" w:lineRule="auto"/>
+      </w:pPr>
+      <w:r>
+        <w:rPr>
+          <w:rFonts w:ascii="Times New Roman" w:hAnsi="Times New Roman"/>
+          <w:sz w:val="24"/>
+        </w:rPr>
+        <w:t>That mattered.</w:t>
+      </w:r>
+    </w:p>
+    <w:p/>
+    <w:p>
+      <w:pPr>
+        <w:spacing w:line="480" w:lineRule="auto"/>
+      </w:pPr>
+      <w:r>
+        <w:rPr>
+          <w:rFonts w:ascii="Times New Roman" w:hAnsi="Times New Roman"/>
+          <w:sz w:val="24"/>
+        </w:rPr>
+        <w:t>Anger would have made the question smaller. Anger would have turned the behaviour into disobedience and the conversation into discipline. David Senior could be strict. He could carry duty with a hard edge when duty required it. But in this moment, the source of the problem had to be heard before it could be answered.</w:t>
+      </w:r>
+    </w:p>
+    <w:p/>
+    <w:p>
+      <w:pPr>
+        <w:spacing w:line="480" w:lineRule="auto"/>
+      </w:pPr>
+      <w:r>
+        <w:rPr>
+          <w:rFonts w:ascii="Times New Roman" w:hAnsi="Times New Roman"/>
+          <w:sz w:val="24"/>
+        </w:rPr>
+        <w:t>Abraham told him.</w:t>
+      </w:r>
+    </w:p>
+    <w:p/>
+    <w:p>
+      <w:pPr>
+        <w:spacing w:line="480" w:lineRule="auto"/>
+      </w:pPr>
+      <w:r>
+        <w:rPr>
+          <w:rFonts w:ascii="Times New Roman" w:hAnsi="Times New Roman"/>
+          <w:sz w:val="24"/>
+        </w:rPr>
+        <w:t>He was tired of living in Akure.</w:t>
+      </w:r>
+    </w:p>
+    <w:p/>
+    <w:p>
+      <w:pPr>
+        <w:spacing w:line="480" w:lineRule="auto"/>
+      </w:pPr>
+      <w:r>
+        <w:rPr>
+          <w:rFonts w:ascii="Times New Roman" w:hAnsi="Times New Roman"/>
+          <w:sz w:val="24"/>
+        </w:rPr>
+        <w:t>That was the sentence available. It was not everything. A child rarely has everything. He did not say, I have not seen my family for a year and the year has entered my body. He did not say, I lost Jumoke and then I lost the house that still remembered her. He did not say, I am passing your tests but I am not here. He said he was tired of living in Akure.</w:t>
+      </w:r>
+    </w:p>
+    <w:p/>
+    <w:p>
+      <w:pPr>
+        <w:spacing w:line="480" w:lineRule="auto"/>
+      </w:pPr>
+      <w:r>
+        <w:rPr>
+          <w:rFonts w:ascii="Times New Roman" w:hAnsi="Times New Roman"/>
+          <w:sz w:val="24"/>
+        </w:rPr>
+        <w:t>David Senior received the sentence.</w:t>
+      </w:r>
+    </w:p>
+    <w:p/>
+    <w:p>
+      <w:pPr>
+        <w:spacing w:line="480" w:lineRule="auto"/>
+      </w:pPr>
+      <w:r>
+        <w:rPr>
+          <w:rFonts w:ascii="Times New Roman" w:hAnsi="Times New Roman"/>
+          <w:sz w:val="24"/>
+        </w:rPr>
+        <w:t>He was not pleased. That is not the point. He was resigned to Abraham's decision in the particular way of a father who trusted him. He had trusted this child before. He had seen something in him from birth, something the child himself had not chosen and did not understand. Trust, in David Senior, did not always arrive as tenderness. Sometimes it arrived as responsibility handed back to the person who had spoken.</w:t>
+      </w:r>
+    </w:p>
+    <w:p/>
+    <w:p>
+      <w:pPr>
+        <w:spacing w:line="480" w:lineRule="auto"/>
+      </w:pPr>
+      <w:r>
+        <w:rPr>
+          <w:rFonts w:ascii="Times New Roman" w:hAnsi="Times New Roman"/>
+          <w:sz w:val="24"/>
+        </w:rPr>
+        <w:t>He told Abraham to choose any school he wanted.</w:t>
+      </w:r>
+    </w:p>
+    <w:p/>
+    <w:p>
+      <w:pPr>
+        <w:spacing w:line="480" w:lineRule="auto"/>
+      </w:pPr>
+      <w:r>
+        <w:rPr>
+          <w:rFonts w:ascii="Times New Roman" w:hAnsi="Times New Roman"/>
+          <w:sz w:val="24"/>
+        </w:rPr>
+        <w:t>Any school.</w:t>
+      </w:r>
+    </w:p>
+    <w:p/>
+    <w:p>
+      <w:pPr>
+        <w:spacing w:line="480" w:lineRule="auto"/>
+      </w:pPr>
+      <w:r>
+        <w:rPr>
+          <w:rFonts w:ascii="Times New Roman" w:hAnsi="Times New Roman"/>
+          <w:sz w:val="24"/>
+        </w:rPr>
+        <w:t>For a child who had spent a year without home, choice was not a small thing. It gave him back a piece of agency inside a life that had been arranged around him. He was not being asked only to obey the next placement. He was being asked where he wanted to go.</w:t>
+      </w:r>
+    </w:p>
+    <w:p/>
+    <w:p>
+      <w:pPr>
+        <w:spacing w:line="480" w:lineRule="auto"/>
+      </w:pPr>
+      <w:r>
+        <w:rPr>
+          <w:rFonts w:ascii="Times New Roman" w:hAnsi="Times New Roman"/>
+          <w:sz w:val="24"/>
+        </w:rPr>
+        <w:t>He chose Adebayo Mokuolu College in Ogba, Lagos.</w:t>
+      </w:r>
+    </w:p>
+    <w:p/>
+    <w:p>
+      <w:pPr>
+        <w:spacing w:line="480" w:lineRule="auto"/>
+      </w:pPr>
+      <w:r>
+        <w:rPr>
+          <w:rFonts w:ascii="Times New Roman" w:hAnsi="Times New Roman"/>
+          <w:sz w:val="24"/>
+        </w:rPr>
+        <w:t>He did not choose it because of a prospectus. He did not choose it because it was the best school in an abstract sense, or because he had made a careful study of options. He chose it because his childhood friends attended there. The boys from America. The ones whose presence made the school feel like more than a school. If he went there, he would not simply be leaving Akure. He would be joining something that had survived from before.</w:t>
+      </w:r>
+    </w:p>
+    <w:p/>
+    <w:p>
+      <w:pPr>
+        <w:spacing w:line="480" w:lineRule="auto"/>
+      </w:pPr>
+      <w:r>
+        <w:rPr>
+          <w:rFonts w:ascii="Times New Roman" w:hAnsi="Times New Roman"/>
+          <w:sz w:val="24"/>
+        </w:rPr>
+        <w:t>That was the hope.</w:t>
+      </w:r>
+    </w:p>
+    <w:p/>
+    <w:p>
+      <w:pPr>
+        <w:spacing w:line="480" w:lineRule="auto"/>
+      </w:pPr>
+      <w:r>
+        <w:rPr>
+          <w:rFonts w:ascii="Times New Roman" w:hAnsi="Times New Roman"/>
+          <w:sz w:val="24"/>
+        </w:rPr>
+        <w:t>He had lost home once. He thought he was choosing a way back toward it.</w:t>
+      </w:r>
+    </w:p>
+    <w:p/>
+    <w:p>
+      <w:pPr>
+        <w:spacing w:line="480" w:lineRule="auto"/>
+      </w:pPr>
+      <w:r>
+        <w:rPr>
+          <w:rFonts w:ascii="Times New Roman" w:hAnsi="Times New Roman"/>
+          <w:sz w:val="24"/>
+        </w:rPr>
+        <w:t>Friendship can become a place when a child has lost the other places. The school in Ogba held, in his mind, the possibility of continuity. He would arrive and find them. The year away would not have erased everything. There would be boys who knew him from before, boys whose faces carried Lagos, childhood, the ordinary world before death and departure had rearranged it.</w:t>
+      </w:r>
+    </w:p>
+    <w:p/>
+    <w:p>
+      <w:pPr>
+        <w:spacing w:line="480" w:lineRule="auto"/>
+      </w:pPr>
+      <w:r>
+        <w:rPr>
+          <w:rFonts w:ascii="Times New Roman" w:hAnsi="Times New Roman"/>
+          <w:sz w:val="24"/>
+        </w:rPr>
+        <w:t>But they did not return.</w:t>
+      </w:r>
+    </w:p>
+    <w:p/>
+    <w:p>
+      <w:pPr>
+        <w:spacing w:line="480" w:lineRule="auto"/>
+      </w:pPr>
+      <w:r>
+        <w:rPr>
+          <w:rFonts w:ascii="Times New Roman" w:hAnsi="Times New Roman"/>
+          <w:sz w:val="24"/>
+        </w:rPr>
+        <w:t>They had gone to America for a holiday and did not come back. The family whose children he had hoped to join had returned to America permanently. There was no goodbye. No final afternoon in which the leaving could be understood while it was happening. No sentence placed carefully enough for a child to hold. They were simply gone, and by the time Abraham chose the school that was supposed to restore them to him, the restoration had already failed.</w:t>
+      </w:r>
+    </w:p>
+    <w:p/>
+    <w:p>
+      <w:pPr>
+        <w:spacing w:line="480" w:lineRule="auto"/>
+      </w:pPr>
+      <w:r>
+        <w:rPr>
+          <w:rFonts w:ascii="Times New Roman" w:hAnsi="Times New Roman"/>
+          <w:sz w:val="24"/>
+        </w:rPr>
+        <w:t>This was not the same as Jumoke's death.</w:t>
+      </w:r>
+    </w:p>
+    <w:p/>
+    <w:p>
+      <w:pPr>
+        <w:spacing w:line="480" w:lineRule="auto"/>
+      </w:pPr>
+      <w:r>
+        <w:rPr>
+          <w:rFonts w:ascii="Times New Roman" w:hAnsi="Times New Roman"/>
+          <w:sz w:val="24"/>
+        </w:rPr>
+        <w:t>It should not be made equal to it.</w:t>
+      </w:r>
+    </w:p>
+    <w:p/>
+    <w:p>
+      <w:pPr>
+        <w:spacing w:line="480" w:lineRule="auto"/>
+      </w:pPr>
+      <w:r>
+        <w:rPr>
+          <w:rFonts w:ascii="Times New Roman" w:hAnsi="Times New Roman"/>
+          <w:sz w:val="24"/>
+        </w:rPr>
+        <w:t>The school he chose did not give him back the boys from America.</w:t>
+      </w:r>
+    </w:p>
+    <w:p/>
+    <w:p>
+      <w:pPr>
+        <w:spacing w:line="480" w:lineRule="auto"/>
+      </w:pPr>
+      <w:r>
+        <w:rPr>
+          <w:rFonts w:ascii="Times New Roman" w:hAnsi="Times New Roman"/>
+          <w:sz w:val="24"/>
+        </w:rPr>
+        <w:t>He had already learned to keep going after the thing he hoped to find had disappeared.</w:t>
+      </w:r>
+    </w:p>
+    <w:p/>
+    <w:p>
+      <w:pPr>
+        <w:spacing w:line="480" w:lineRule="auto"/>
+      </w:pPr>
+      <w:r>
+        <w:rPr>
+          <w:rFonts w:ascii="Times New Roman" w:hAnsi="Times New Roman"/>
+          <w:sz w:val="24"/>
+        </w:rPr>
+        <w:t>And he entered it anyway.</w:t>
+      </w:r>
+    </w:p>
+    <w:p/>
+    <w:p>
+      <w:pPr>
+        <w:spacing w:line="480" w:lineRule="auto"/>
+      </w:pPr>
+      <w:r>
+        <w:rPr>
+          <w:rFonts w:ascii="Times New Roman" w:hAnsi="Times New Roman"/>
+          <w:sz w:val="24"/>
+        </w:rPr>
+        <w:t>---</w:t>
+      </w:r>
+    </w:p>
+    <w:p/>
+    <w:p/>
+    <w:p>
+      <w:pPr>
+        <w:spacing w:line="480" w:lineRule="auto"/>
+      </w:pPr>
+      <w:r>
+        <w:rPr>
+          <w:rFonts w:ascii="Times New Roman" w:hAnsi="Times New Roman"/>
+          <w:sz w:val="24"/>
+        </w:rPr>
+        <w:t>---</w:t>
+      </w:r>
+    </w:p>
+    <w:p/>
+    <w:p>
+      <w:pPr>
+        <w:spacing w:line="480" w:lineRule="auto"/>
+      </w:pPr>
+      <w:r>
+        <w:rPr>
+          <w:rFonts w:ascii="Times New Roman" w:hAnsi="Times New Roman"/>
+          <w:b/>
+          <w:sz w:val="24"/>
+        </w:rPr>
+        <w:t>Chapter 10 — The Boy Who Became a Father at Fifteen</w:t>
+      </w:r>
+    </w:p>
+    <w:p/>
+    <w:p>
+      <w:pPr>
+        <w:spacing w:line="480" w:lineRule="auto"/>
+      </w:pPr>
+      <w:r>
+        <w:rPr>
+          <w:rFonts w:ascii="Times New Roman" w:hAnsi="Times New Roman"/>
+          <w:sz w:val="24"/>
+        </w:rPr>
+        <w:t>David Senior was not quite fifteen when his father died. Somewhere around fifteen. The family kept dates the way some families kept dates in Lagos at that time — the important things were marked and mourned; exact ages were approximate; the number could be fourteen or it could be fifteen and what mattered was not the number.</w:t>
+      </w:r>
+    </w:p>
+    <w:p/>
+    <w:p>
+      <w:pPr>
+        <w:spacing w:line="480" w:lineRule="auto"/>
+      </w:pPr>
+      <w:r>
+        <w:rPr>
+          <w:rFonts w:ascii="Times New Roman" w:hAnsi="Times New Roman"/>
+          <w:sz w:val="24"/>
+        </w:rPr>
+        <w:t>What Abraham knows of his father's body comes from later: David Senior was short. He was restless. He was a man who could not leave a room or a building or a piece of furniture alone — always refurbishing something, always finding the part that needed attention and attending to it. The restlessness was not anxiety. It was the habit of a man who had learned early that if he did not fix things, they stayed broken. That habit had to have started somewhere. Abraham believes it started here, at fifteen, when the house stopped having someone else responsible for it.</w:t>
+      </w:r>
+    </w:p>
+    <w:p/>
+    <w:p>
+      <w:pPr>
+        <w:spacing w:line="480" w:lineRule="auto"/>
+      </w:pPr>
+      <w:r>
+        <w:rPr>
+          <w:rFonts w:ascii="Times New Roman" w:hAnsi="Times New Roman"/>
+          <w:sz w:val="24"/>
+        </w:rPr>
+        <w:t>His father's legs were gone, or going, and he was told what could be done and what it would cost. He was from Isua, a man who had walked from Osun with his wife, who had built things in Lagos in the years since, and the legs had been part of all of it — the walking, the building, the life. Family memory holds it plainly: he chose death rather than the loss of his legs.</w:t>
+      </w:r>
+    </w:p>
+    <w:p/>
+    <w:p>
+      <w:pPr>
+        <w:spacing w:line="480" w:lineRule="auto"/>
+      </w:pPr>
+      <w:r>
+        <w:rPr>
+          <w:rFonts w:ascii="Times New Roman" w:hAnsi="Times New Roman"/>
+          <w:sz w:val="24"/>
+        </w:rPr>
+        <w:t>He died.</w:t>
+      </w:r>
+    </w:p>
+    <w:p/>
+    <w:p>
+      <w:pPr>
+        <w:spacing w:line="480" w:lineRule="auto"/>
+      </w:pPr>
+      <w:r>
+        <w:rPr>
+          <w:rFonts w:ascii="Times New Roman" w:hAnsi="Times New Roman"/>
+          <w:sz w:val="24"/>
+        </w:rPr>
+        <w:t>David Senior had three younger siblings: Abiodun, Funmilayo, Evans. He had promised his dying father two things: to educate them, and not to let them be separated. He meant them. He did not know what they meant.</w:t>
+      </w:r>
+    </w:p>
+    <w:p/>
+    <w:p>
+      <w:pPr>
+        <w:spacing w:line="480" w:lineRule="auto"/>
+      </w:pPr>
+      <w:r>
+        <w:rPr>
+          <w:rFonts w:ascii="Times New Roman" w:hAnsi="Times New Roman"/>
+          <w:sz w:val="24"/>
+        </w:rPr>
+        <w:t>His mother went home. She was Iyalode, and Isua was where she understood herself to be from, and her husband's insistence on Lagos was buried with him now, so she went back. She did not take David Senior.</w:t>
+      </w:r>
+    </w:p>
+    <w:p/>
+    <w:p>
+      <w:pPr>
+        <w:spacing w:line="480" w:lineRule="auto"/>
+      </w:pPr>
+      <w:r>
+        <w:rPr>
+          <w:rFonts w:ascii="Times New Roman" w:hAnsi="Times New Roman"/>
+          <w:sz w:val="24"/>
+        </w:rPr>
+        <w:t>He refused to follow.</w:t>
+      </w:r>
+    </w:p>
+    <w:p/>
+    <w:p>
+      <w:pPr>
+        <w:spacing w:line="480" w:lineRule="auto"/>
+      </w:pPr>
+      <w:r>
+        <w:rPr>
+          <w:rFonts w:ascii="Times New Roman" w:hAnsi="Times New Roman"/>
+          <w:sz w:val="24"/>
+        </w:rPr>
+        <w:t>The weight moved because it had to go somewhere, and he was there. The people who might have carried it had gone — his mother back to Isua, his father into the ground. He was the oldest of those remaining. He was the fact.</w:t>
+      </w:r>
+    </w:p>
+    <w:p/>
+    <w:p>
+      <w:pPr>
+        <w:spacing w:line="480" w:lineRule="auto"/>
+      </w:pPr>
+      <w:r>
+        <w:rPr>
+          <w:rFonts w:ascii="Times New Roman" w:hAnsi="Times New Roman"/>
+          <w:sz w:val="24"/>
+        </w:rPr>
+        <w:t>Lagos had room for a boy who refused to leave. Not comfortable room. The room a city makes for necessity — rough enough to teach you, available enough to survive in if you were willing to work. He worked. He farmed. He moved through whatever forms of labour the city made available to a boy with no father, with three siblings to keep whole, with two promises outstanding. A man called Captain Idris gave him a place on Bassey Obanga Street in Surulere — the kind of arrangement Lagos made possible between a man with authority and a boy who needed ground to stand on. Captain Idris was kind. He stayed kind. David Senior did not forget him.</w:t>
+      </w:r>
+    </w:p>
+    <w:p/>
+    <w:p>
+      <w:pPr>
+        <w:spacing w:line="480" w:lineRule="auto"/>
+      </w:pPr>
+      <w:r>
+        <w:rPr>
+          <w:rFonts w:ascii="Times New Roman" w:hAnsi="Times New Roman"/>
+          <w:sz w:val="24"/>
+        </w:rPr>
+        <w:t>He earned his teaching certificate from Ifako Teachers Training College and taught in Ilaro, in Ogun State. Store management came later through the correspondence college known as RRC International — the step up from teaching, not the path into it. He was proud of that.</w:t>
+      </w:r>
+    </w:p>
+    <w:p/>
+    <w:p>
+      <w:pPr>
+        <w:spacing w:line="480" w:lineRule="auto"/>
+      </w:pPr>
+      <w:r>
+        <w:rPr>
+          <w:rFonts w:ascii="Times New Roman" w:hAnsi="Times New Roman"/>
+          <w:sz w:val="24"/>
+        </w:rPr>
+        <w:t>He kept his promises. Abiodun became a pharmacologist. Evans became an engineer. Funmilayo married early. They were not separated. The three younger siblings whose lives had been placed into his hands at fifteen were educated and kept whole. The two things he had committed to were honoured across years and work and a city that asked nothing of him except that he keep going.</w:t>
+      </w:r>
+    </w:p>
+    <w:p/>
+    <w:p>
+      <w:pPr>
+        <w:spacing w:line="480" w:lineRule="auto"/>
+      </w:pPr>
+      <w:r>
+        <w:rPr>
+          <w:rFonts w:ascii="Times New Roman" w:hAnsi="Times New Roman"/>
+          <w:sz w:val="24"/>
+        </w:rPr>
+        <w:t>He was skilled in herbal medicine. He kept a book of remedies — a private record of what worked and what did not. After his death it was lost. The book passed out of the family the way the agbada robes and the charcoal iron had passed out of Abraham Adaramola's line a generation earlier. The tools do not always stay with the people who most need them.</w:t>
+      </w:r>
+    </w:p>
+    <w:p/>
+    <w:p>
+      <w:pPr>
+        <w:spacing w:line="480" w:lineRule="auto"/>
+      </w:pPr>
+      <w:r>
+        <w:rPr>
+          <w:rFonts w:ascii="Times New Roman" w:hAnsi="Times New Roman"/>
+          <w:sz w:val="24"/>
+        </w:rPr>
+        <w:t>He carried grief quietly. Once, he sought contact with his dead father through a medium. He stopped because his father began to come to him in dreams. Abraham does not make this into a doctrine. He holds it as something his father did — privately, without explanation — because grief needed somewhere to go and the ordinary world did not have a room for it.</w:t>
+      </w:r>
+    </w:p>
+    <w:p/>
+    <w:p>
+      <w:pPr>
+        <w:spacing w:line="480" w:lineRule="auto"/>
+      </w:pPr>
+      <w:r>
+        <w:rPr>
+          <w:rFonts w:ascii="Times New Roman" w:hAnsi="Times New Roman"/>
+          <w:sz w:val="24"/>
+        </w:rPr>
+        <w:t>He was a father before he had children. The children came later — among them Abraham, who did not know for a long time what kind of man he had been given as a father. David Senior believed that God had taken care of him. Not as a slogan. As a fact about his life. His parents were gone — his father dead, his mother back in Isua — and he had survived, and the surviving had not been his own strength alone. Because he had been held, he held others. That was the logic. A man had been cared for when no one was obliged to care for him, and so he cared for others when no one obliged him to do so.</w:t>
+      </w:r>
+    </w:p>
+    <w:p/>
+    <w:p>
+      <w:pPr>
+        <w:spacing w:line="480" w:lineRule="auto"/>
+      </w:pPr>
+      <w:r>
+        <w:rPr>
+          <w:rFonts w:ascii="Times New Roman" w:hAnsi="Times New Roman"/>
+          <w:sz w:val="24"/>
+        </w:rPr>
+        <w:t>Abraham received this as a story — not as a memory he shared, but as something reported about a time before him. David Senior at fifteen was not someone Abraham had known. He knew the man that fifteen had made.</w:t>
+      </w:r>
+    </w:p>
+    <w:p/>
+    <w:p>
+      <w:pPr>
+        <w:spacing w:line="480" w:lineRule="auto"/>
+      </w:pPr>
+      <w:r>
+        <w:rPr>
+          <w:rFonts w:ascii="Times New Roman" w:hAnsi="Times New Roman"/>
+          <w:sz w:val="24"/>
+        </w:rPr>
+        <w:t>Abraham Adaramola had left work unfinished. David Senior picked it up at fifteen without knowing that was what he was doing. What he did not know at fifteen became who he was. Abraham was not born into money or ease. He was born into a father shaped already by a refusal to disappear from the people who needed him. The refusal was not heroism. It was the only available position.</w:t>
+      </w:r>
+    </w:p>
+    <w:p/>
+    <w:p>
+      <w:pPr>
+        <w:spacing w:line="480" w:lineRule="auto"/>
+      </w:pPr>
+      <w:r>
+        <w:rPr>
+          <w:rFonts w:ascii="Times New Roman" w:hAnsi="Times New Roman"/>
+          <w:sz w:val="24"/>
+        </w:rPr>
+        <w:t>---</w:t>
+      </w:r>
+    </w:p>
+    <w:p/>
+    <w:p/>
+    <w:p>
+      <w:pPr>
+        <w:spacing w:line="480" w:lineRule="auto"/>
+      </w:pPr>
+      <w:r>
+        <w:rPr>
+          <w:rFonts w:ascii="Times New Roman" w:hAnsi="Times New Roman"/>
+          <w:sz w:val="24"/>
+        </w:rPr>
+        <w:t>---</w:t>
       </w:r>
     </w:p>
     <w:sectPr>
@@ -403,6 +2517,9 @@
     <w:name w:val="Normal"/>
     <w:qFormat/>
     <w:rsid w:val="00FC693F"/>
+    <w:pPr>
+      <w:spacing w:after="0" w:before="0" w:line="480" w:lineRule="auto"/>
+    </w:pPr>
     <w:rPr>
       <w:rFonts w:ascii="Times New Roman" w:hAnsi="Times New Roman"/>
       <w:sz w:val="24"/>
